--- a/resources/documents/Template_SPT_Dasar_Regulasi_Memo_Lampiran.docx
+++ b/resources/documents/Template_SPT_Dasar_Regulasi_Memo_Lampiran.docx
@@ -2559,7 +2559,7 @@
         </w:tblPrEx>
         <w:trPr>
           <w:cantSplit/>
-          <w:trHeight w:val="2750" w:hRule="atLeast"/>
+          <w:trHeight w:val="2550" w:hRule="atLeast"/>
         </w:trPr>
         <w:tc>
           <w:tcPr>
@@ -3151,7 +3151,7 @@
         </w:tblPrEx>
         <w:trPr>
           <w:cantSplit/>
-          <w:trHeight w:val="2400" w:hRule="atLeast"/>
+          <w:trHeight w:val="1800" w:hRule="atLeast"/>
         </w:trPr>
         <w:tc>
           <w:tcPr>
@@ -3589,7 +3589,7 @@
               <w:pStyle w:val="TableParagraph"/>
               <w:keepNext/>
               <w:keepLines/>
-              <w:spacing w:before="211"/>
+              <w:spacing w:before="100"/>
               <w:rPr>
                 <w:sz w:val="20"/>
               </w:rPr>
@@ -3665,7 +3665,7 @@
         </w:tblPrEx>
         <w:trPr>
           <w:cantSplit/>
-          <w:trHeight w:val="2550" w:hRule="atLeast"/>
+          <w:trHeight w:val="2350" w:hRule="atLeast"/>
         </w:trPr>
         <w:tc>
           <w:tcPr>
@@ -3853,7 +3853,7 @@
               <w:pStyle w:val="TableParagraph"/>
               <w:keepNext/>
               <w:keepLines/>
-              <w:spacing w:before="171"/>
+              <w:spacing w:before="100"/>
               <w:rPr>
                 <w:sz w:val="20"/>
               </w:rPr>
@@ -4190,7 +4190,7 @@
         </w:tblPrEx>
         <w:trPr>
           <w:cantSplit/>
-          <w:trHeight w:val="2450" w:hRule="atLeast"/>
+          <w:trHeight w:val="2250" w:hRule="atLeast"/>
         </w:trPr>
         <w:tc>
           <w:tcPr>
@@ -4719,7 +4719,7 @@
         </w:tblPrEx>
         <w:trPr>
           <w:cantSplit/>
-          <w:trHeight w:val="3070" w:hRule="atLeast"/>
+          <w:trHeight w:val="2900" w:hRule="atLeast"/>
         </w:trPr>
         <w:tc>
           <w:tcPr>
@@ -4919,7 +4919,7 @@
               <w:pStyle w:val="TableParagraph"/>
               <w:keepNext/>
               <w:keepLines/>
-              <w:spacing w:before="228"/>
+              <w:spacing w:before="100"/>
               <w:rPr>
                 <w:sz w:val="20"/>
               </w:rPr>
@@ -5125,7 +5125,7 @@
               <w:pStyle w:val="TableParagraph"/>
               <w:keepNext/>
               <w:keepLines/>
-              <w:spacing w:before="229"/>
+              <w:spacing w:before="100"/>
               <w:ind w:left="114" w:right="117"/>
               <w:jc w:val="center"/>
               <w:rPr>
